--- a/Files/06 - Yom Tov/15 - Chanukah/5785/Chanukah 5785.docx
+++ b/Files/06 - Yom Tov/15 - Chanukah/5785/Chanukah 5785.docx
@@ -119,7 +119,7 @@
         <w:rPr>
           <w:rFonts w:ascii="Times New Roman" w:hAnsi="Times New Roman" w:cs="Times New Roman"/>
         </w:rPr>
-        <w:t xml:space="preserve">, one that many of us cherish from childhood. The following is an idea found in “A Short Vort”: The </w:t>
+        <w:t xml:space="preserve">, one that many of us cherish from childhood. The following is an idea found in A Short Vort: The </w:t>
       </w:r>
       <w:r>
         <w:rPr>
@@ -132,7 +132,7 @@
         <w:rPr>
           <w:rFonts w:ascii="Times New Roman" w:hAnsi="Times New Roman" w:cs="Times New Roman"/>
         </w:rPr>
-        <w:t xml:space="preserve"> and many other </w:t>
+        <w:t xml:space="preserve"> and other </w:t>
       </w:r>
       <w:r>
         <w:rPr>
@@ -184,7 +184,13 @@
         <w:rPr>
           <w:rFonts w:ascii="Times New Roman" w:hAnsi="Times New Roman" w:cs="Times New Roman"/>
         </w:rPr>
-        <w:t xml:space="preserve">. This leads to a very obvious and straightforward question: Why are there no </w:t>
+        <w:t xml:space="preserve">. This leads to an </w:t>
+      </w:r>
+      <w:r>
+        <w:rPr>
+          <w:rFonts w:ascii="Times New Roman" w:hAnsi="Times New Roman" w:cs="Times New Roman"/>
+        </w:rPr>
+        <w:t xml:space="preserve">obvious and straightforward question: Why are there no </w:t>
       </w:r>
       <w:r>
         <w:rPr>
@@ -204,7 +210,7 @@
           <w:rFonts w:ascii="Times New Roman" w:hAnsi="Times New Roman" w:cs="Times New Roman"/>
           <w:rtl/>
         </w:rPr>
-        <w:t>ש״ס</w:t>
+        <w:t>ש"ס</w:t>
       </w:r>
       <w:r>
         <w:rPr>
@@ -457,33 +463,13 @@
         <w:rPr>
           <w:rFonts w:ascii="Times New Roman" w:hAnsi="Times New Roman" w:cs="Times New Roman"/>
         </w:rPr>
-        <w:t xml:space="preserve">, both in </w:t>
-      </w:r>
-      <w:r>
-        <w:rPr>
-          <w:rFonts w:ascii="Times New Roman" w:hAnsi="Times New Roman" w:cs="Times New Roman"/>
-          <w:rtl/>
-        </w:rPr>
-        <w:t>שמונה עשרה</w:t>
-      </w:r>
-      <w:r>
-        <w:rPr>
-          <w:rFonts w:ascii="Times New Roman" w:hAnsi="Times New Roman" w:cs="Times New Roman"/>
-        </w:rPr>
-        <w:t xml:space="preserve"> and </w:t>
-      </w:r>
-      <w:r>
-        <w:rPr>
-          <w:rFonts w:ascii="Times New Roman" w:hAnsi="Times New Roman" w:cs="Times New Roman"/>
-          <w:rtl/>
-        </w:rPr>
-        <w:t>ברכת המזון</w:t>
-      </w:r>
-      <w:r>
-        <w:rPr>
-          <w:rFonts w:ascii="Times New Roman" w:hAnsi="Times New Roman" w:cs="Times New Roman"/>
-        </w:rPr>
-        <w:t xml:space="preserve">, their goal was to cause the Yidden to forget the </w:t>
+        <w:t xml:space="preserve"> </w:t>
+      </w:r>
+      <w:r>
+        <w:rPr>
+          <w:rFonts w:ascii="Times New Roman" w:hAnsi="Times New Roman" w:cs="Times New Roman"/>
+        </w:rPr>
+        <w:t xml:space="preserve">their goal was to cause the Yidden to forget the </w:t>
       </w:r>
       <w:r>
         <w:rPr>
@@ -780,7 +766,7 @@
         <w:rPr>
           <w:rFonts w:ascii="Times New Roman" w:hAnsi="Times New Roman" w:cs="Times New Roman"/>
         </w:rPr>
-        <w:t xml:space="preserve">grant us </w:t>
+        <w:t>grant us</w:t>
       </w:r>
       <w:r>
         <w:rPr>
@@ -900,7 +886,32 @@
         <w:rPr>
           <w:rFonts w:ascii="Times New Roman" w:hAnsi="Times New Roman" w:cs="Times New Roman"/>
         </w:rPr>
-        <w:t>try to imagine - We can</w:t>
+        <w:t xml:space="preserve">try to imagine </w:t>
+      </w:r>
+      <w:r>
+        <w:rPr>
+          <w:rFonts w:ascii="Times New Roman" w:hAnsi="Times New Roman" w:cs="Times New Roman"/>
+        </w:rPr>
+        <w:t xml:space="preserve">the </w:t>
+      </w:r>
+      <w:r>
+        <w:rPr>
+          <w:rFonts w:ascii="Times New Roman" w:hAnsi="Times New Roman" w:cs="Times New Roman"/>
+          <w:rtl/>
+        </w:rPr>
+        <w:t>אור הגנוז</w:t>
+      </w:r>
+      <w:r>
+        <w:rPr>
+          <w:rFonts w:ascii="Times New Roman" w:hAnsi="Times New Roman" w:cs="Times New Roman"/>
+        </w:rPr>
+        <w:t xml:space="preserve">. </w:t>
+      </w:r>
+      <w:r>
+        <w:rPr>
+          <w:rFonts w:ascii="Times New Roman" w:hAnsi="Times New Roman" w:cs="Times New Roman"/>
+        </w:rPr>
+        <w:t>We little people can</w:t>
       </w:r>
       <w:r>
         <w:rPr>
@@ -912,32 +923,19 @@
         <w:rPr>
           <w:rFonts w:ascii="Times New Roman" w:hAnsi="Times New Roman" w:cs="Times New Roman"/>
         </w:rPr>
-        <w:t>t see it -</w:t>
-      </w:r>
-      <w:r>
-        <w:rPr>
-          <w:rFonts w:ascii="Times New Roman" w:hAnsi="Times New Roman" w:cs="Times New Roman"/>
-        </w:rPr>
-        <w:t xml:space="preserve"> the </w:t>
-      </w:r>
-      <w:r>
-        <w:rPr>
-          <w:rFonts w:ascii="Times New Roman" w:hAnsi="Times New Roman" w:cs="Times New Roman"/>
-          <w:rtl/>
-        </w:rPr>
-        <w:t>אור הגנוז</w:t>
-      </w:r>
-      <w:r>
-        <w:rPr>
-          <w:rFonts w:ascii="Times New Roman" w:hAnsi="Times New Roman" w:cs="Times New Roman"/>
-        </w:rPr>
-        <w:t xml:space="preserve">. </w:t>
-      </w:r>
-      <w:r>
-        <w:rPr>
-          <w:rFonts w:ascii="Times New Roman" w:hAnsi="Times New Roman" w:cs="Times New Roman"/>
-        </w:rPr>
-        <w:t>We little people can</w:t>
+        <w:t>t see it,</w:t>
+      </w:r>
+      <w:r>
+        <w:rPr>
+          <w:rFonts w:ascii="Times New Roman" w:hAnsi="Times New Roman" w:cs="Times New Roman"/>
+        </w:rPr>
+        <w:t xml:space="preserve"> </w:t>
+      </w:r>
+      <w:r>
+        <w:rPr>
+          <w:rFonts w:ascii="Times New Roman" w:hAnsi="Times New Roman" w:cs="Times New Roman"/>
+        </w:rPr>
+        <w:t>but it</w:t>
       </w:r>
       <w:r>
         <w:rPr>
@@ -949,30 +947,6 @@
         <w:rPr>
           <w:rFonts w:ascii="Times New Roman" w:hAnsi="Times New Roman" w:cs="Times New Roman"/>
         </w:rPr>
-        <w:t>t see it,</w:t>
-      </w:r>
-      <w:r>
-        <w:rPr>
-          <w:rFonts w:ascii="Times New Roman" w:hAnsi="Times New Roman" w:cs="Times New Roman"/>
-        </w:rPr>
-        <w:t xml:space="preserve"> </w:t>
-      </w:r>
-      <w:r>
-        <w:rPr>
-          <w:rFonts w:ascii="Times New Roman" w:hAnsi="Times New Roman" w:cs="Times New Roman"/>
-        </w:rPr>
-        <w:t>but it</w:t>
-      </w:r>
-      <w:r>
-        <w:rPr>
-          <w:rFonts w:ascii="Times New Roman" w:hAnsi="Times New Roman" w:cs="Times New Roman"/>
-        </w:rPr>
-        <w:t>’</w:t>
-      </w:r>
-      <w:r>
-        <w:rPr>
-          <w:rFonts w:ascii="Times New Roman" w:hAnsi="Times New Roman" w:cs="Times New Roman"/>
-        </w:rPr>
         <w:t>s</w:t>
       </w:r>
       <w:r>
@@ -1024,7 +998,7 @@
         <w:rPr>
           <w:rFonts w:ascii="Times New Roman" w:hAnsi="Times New Roman" w:cs="Times New Roman"/>
         </w:rPr>
-        <w:t xml:space="preserve"> and tremendous </w:t>
+        <w:t xml:space="preserve"> and </w:t>
       </w:r>
       <w:r>
         <w:rPr>

--- a/Files/06 - Yom Tov/15 - Chanukah/5785/Chanukah 5785.docx
+++ b/Files/06 - Yom Tov/15 - Chanukah/5785/Chanukah 5785.docx
@@ -210,7 +210,7 @@
           <w:rFonts w:ascii="Times New Roman" w:hAnsi="Times New Roman" w:cs="Times New Roman"/>
           <w:rtl/>
         </w:rPr>
-        <w:t>ש"ס</w:t>
+        <w:t>ש״ס</w:t>
       </w:r>
       <w:r>
         <w:rPr>
@@ -766,7 +766,7 @@
         <w:rPr>
           <w:rFonts w:ascii="Times New Roman" w:hAnsi="Times New Roman" w:cs="Times New Roman"/>
         </w:rPr>
-        <w:t>grant us</w:t>
+        <w:t xml:space="preserve">grant us </w:t>
       </w:r>
       <w:r>
         <w:rPr>
